--- a/silrec/templates/docs/silrec_workflow.docx
+++ b/silrec/templates/docs/silrec_workflow.docx
@@ -82,7 +82,7 @@
               <mc:AlternateContent>
                 <mc:Choice Requires="wps">
                   <w:drawing>
-                    <wp:anchor behindDoc="0" distT="73025" distB="72390" distL="635" distR="27305" simplePos="0" locked="0" layoutInCell="1" allowOverlap="1" relativeHeight="8">
+                    <wp:anchor behindDoc="0" distT="82550" distB="82550" distL="635" distR="27305" simplePos="0" locked="0" layoutInCell="1" allowOverlap="1" relativeHeight="8">
                       <wp:simplePos x="0" y="0"/>
                       <wp:positionH relativeFrom="column">
                         <wp:posOffset>1113155</wp:posOffset>
@@ -317,7 +317,7 @@
               <mc:AlternateContent>
                 <mc:Choice Requires="wps">
                   <w:drawing>
-                    <wp:anchor behindDoc="0" distT="73025" distB="72390" distL="27305" distR="635" simplePos="0" locked="0" layoutInCell="1" allowOverlap="1" relativeHeight="9">
+                    <wp:anchor behindDoc="0" distT="82550" distB="81915" distL="27305" distR="635" simplePos="0" locked="0" layoutInCell="1" allowOverlap="1" relativeHeight="9">
                       <wp:simplePos x="0" y="0"/>
                       <wp:positionH relativeFrom="column">
                         <wp:posOffset>1114425</wp:posOffset>
@@ -446,7 +446,11 @@
               </w:rPr>
             </w:pPr>
             <w:r>
-              <w:rPr/>
+              <w:rPr>
+                <w:b w:val="false"/>
+                <w:color w:val="000000"/>
+                <w:sz w:val="16"/>
+              </w:rPr>
             </w:r>
           </w:p>
           <w:p>
@@ -881,7 +885,7 @@
               <mc:AlternateContent>
                 <mc:Choice Requires="wps">
                   <w:drawing>
-                    <wp:anchor behindDoc="0" distT="73025" distB="72390" distL="27940" distR="0" simplePos="0" locked="0" layoutInCell="1" allowOverlap="1" relativeHeight="4">
+                    <wp:anchor behindDoc="0" distT="82550" distB="82550" distL="27940" distR="0" simplePos="0" locked="0" layoutInCell="1" allowOverlap="1" relativeHeight="4">
                       <wp:simplePos x="0" y="0"/>
                       <wp:positionH relativeFrom="column">
                         <wp:posOffset>1214755</wp:posOffset>
@@ -979,7 +983,7 @@
               <mc:AlternateContent>
                 <mc:Choice Requires="wps">
                   <w:drawing>
-                    <wp:anchor behindDoc="0" distT="73025" distB="72390" distL="635" distR="27305" simplePos="0" locked="0" layoutInCell="1" allowOverlap="1" relativeHeight="5">
+                    <wp:anchor behindDoc="0" distT="82550" distB="82550" distL="635" distR="27305" simplePos="0" locked="0" layoutInCell="1" allowOverlap="1" relativeHeight="5">
                       <wp:simplePos x="0" y="0"/>
                       <wp:positionH relativeFrom="column">
                         <wp:posOffset>2581275</wp:posOffset>
@@ -1080,7 +1084,7 @@
               <mc:AlternateContent>
                 <mc:Choice Requires="wps">
                   <w:drawing>
-                    <wp:anchor behindDoc="0" distT="73025" distB="72390" distL="27940" distR="635" simplePos="0" locked="0" layoutInCell="1" allowOverlap="1" relativeHeight="2">
+                    <wp:anchor behindDoc="0" distT="82550" distB="82550" distL="27940" distR="635" simplePos="0" locked="0" layoutInCell="1" allowOverlap="1" relativeHeight="2">
                       <wp:simplePos x="0" y="0"/>
                       <wp:positionH relativeFrom="column">
                         <wp:posOffset>1169670</wp:posOffset>
@@ -1239,7 +1243,7 @@
               <mc:AlternateContent>
                 <mc:Choice Requires="wps">
                   <w:drawing>
-                    <wp:anchor behindDoc="0" distT="72390" distB="72390" distL="27940" distR="0" simplePos="0" locked="0" layoutInCell="1" allowOverlap="1" relativeHeight="3">
+                    <wp:anchor behindDoc="0" distT="82550" distB="81915" distL="27940" distR="0" simplePos="0" locked="0" layoutInCell="1" allowOverlap="1" relativeHeight="3">
                       <wp:simplePos x="0" y="0"/>
                       <wp:positionH relativeFrom="column">
                         <wp:posOffset>1223010</wp:posOffset>
@@ -1343,7 +1347,7 @@
               <mc:AlternateContent>
                 <mc:Choice Requires="wps">
                   <w:drawing>
-                    <wp:anchor behindDoc="0" distT="72390" distB="73025" distL="0" distR="27940" simplePos="0" locked="0" layoutInCell="1" allowOverlap="1" relativeHeight="6">
+                    <wp:anchor behindDoc="0" distT="82550" distB="81915" distL="0" distR="27940" simplePos="0" locked="0" layoutInCell="1" allowOverlap="1" relativeHeight="6">
                       <wp:simplePos x="0" y="0"/>
                       <wp:positionH relativeFrom="column">
                         <wp:posOffset>1183640</wp:posOffset>
@@ -1474,7 +1478,11 @@
         </w:rPr>
       </w:pPr>
       <w:r>
-        <w:rPr/>
+        <w:rPr>
+          <w:b/>
+          <w:color w:val="000000"/>
+          <w:sz w:val="28"/>
+        </w:rPr>
       </w:r>
     </w:p>
     <w:p>
@@ -2022,7 +2030,7 @@
     <w:p>
       <w:pPr>
         <w:pStyle w:val="Normal"/>
-        <w:spacing w:before="120" w:after="80"/>
+        <w:spacing w:before="0" w:after="80"/>
         <w:jc w:val="center"/>
         <w:rPr>
           <w:b/>
@@ -2037,6 +2045,26 @@
           <w:sz w:val="28"/>
         </w:rPr>
         <w:t>Transitions Between Statuses</w:t>
+      </w:r>
+    </w:p>
+    <w:p>
+      <w:pPr>
+        <w:pStyle w:val="Normal"/>
+        <w:spacing w:before="0" w:after="80"/>
+        <w:jc w:val="center"/>
+        <w:rPr>
+          <w:b w:val="false"/>
+          <w:bCs w:val="false"/>
+        </w:rPr>
+      </w:pPr>
+      <w:r>
+        <w:rPr>
+          <w:b w:val="false"/>
+          <w:bCs w:val="false"/>
+          <w:color w:val="000000"/>
+          <w:sz w:val="28"/>
+        </w:rPr>
+        <w:t>Each transition from one status to another requires a specific role:</w:t>
       </w:r>
     </w:p>
     <w:tbl>
@@ -2054,8 +2082,8 @@
       </w:tblPr>
       <w:tblGrid>
         <w:gridCol w:w="3103"/>
-        <w:gridCol w:w="4435"/>
-        <w:gridCol w:w="3550"/>
+        <w:gridCol w:w="4434"/>
+        <w:gridCol w:w="3551"/>
       </w:tblGrid>
       <w:tr>
         <w:trPr/>
@@ -2102,7 +2130,7 @@
         </w:tc>
         <w:tc>
           <w:tcPr>
-            <w:tcW w:w="4435" w:type="dxa"/>
+            <w:tcW w:w="4434" w:type="dxa"/>
             <w:tcBorders>
               <w:top w:val="single" w:sz="4" w:space="0" w:color="000000"/>
               <w:left w:val="single" w:sz="4" w:space="0" w:color="000000"/>
@@ -2143,7 +2171,7 @@
         </w:tc>
         <w:tc>
           <w:tcPr>
-            <w:tcW w:w="3550" w:type="dxa"/>
+            <w:tcW w:w="3551" w:type="dxa"/>
             <w:tcBorders>
               <w:top w:val="single" w:sz="4" w:space="0" w:color="000000"/>
               <w:left w:val="single" w:sz="4" w:space="0" w:color="000000"/>
@@ -2236,7 +2264,7 @@
         </w:tc>
         <w:tc>
           <w:tcPr>
-            <w:tcW w:w="4435" w:type="dxa"/>
+            <w:tcW w:w="4434" w:type="dxa"/>
             <w:tcBorders>
               <w:top w:val="single" w:sz="4" w:space="0" w:color="000000"/>
               <w:left w:val="single" w:sz="4" w:space="0" w:color="000000"/>
@@ -2283,7 +2311,7 @@
         </w:tc>
         <w:tc>
           <w:tcPr>
-            <w:tcW w:w="3550" w:type="dxa"/>
+            <w:tcW w:w="3551" w:type="dxa"/>
             <w:tcBorders>
               <w:top w:val="single" w:sz="4" w:space="0" w:color="000000"/>
               <w:left w:val="single" w:sz="4" w:space="0" w:color="000000"/>
@@ -2383,7 +2411,7 @@
         </w:tc>
         <w:tc>
           <w:tcPr>
-            <w:tcW w:w="4435" w:type="dxa"/>
+            <w:tcW w:w="4434" w:type="dxa"/>
             <w:tcBorders>
               <w:top w:val="single" w:sz="4" w:space="0" w:color="000000"/>
               <w:left w:val="single" w:sz="4" w:space="0" w:color="000000"/>
@@ -2429,7 +2457,7 @@
         </w:tc>
         <w:tc>
           <w:tcPr>
-            <w:tcW w:w="3550" w:type="dxa"/>
+            <w:tcW w:w="3551" w:type="dxa"/>
             <w:tcBorders>
               <w:top w:val="single" w:sz="4" w:space="0" w:color="000000"/>
               <w:left w:val="single" w:sz="4" w:space="0" w:color="000000"/>
@@ -2531,7 +2559,7 @@
         </w:tc>
         <w:tc>
           <w:tcPr>
-            <w:tcW w:w="4435" w:type="dxa"/>
+            <w:tcW w:w="4434" w:type="dxa"/>
             <w:tcBorders>
               <w:top w:val="single" w:sz="4" w:space="0" w:color="000000"/>
               <w:left w:val="single" w:sz="4" w:space="0" w:color="000000"/>
@@ -2578,7 +2606,7 @@
         </w:tc>
         <w:tc>
           <w:tcPr>
-            <w:tcW w:w="3550" w:type="dxa"/>
+            <w:tcW w:w="3551" w:type="dxa"/>
             <w:tcBorders>
               <w:top w:val="single" w:sz="4" w:space="0" w:color="000000"/>
               <w:left w:val="single" w:sz="4" w:space="0" w:color="000000"/>
@@ -2613,157 +2641,6 @@
               <w:rPr>
                 <w:rFonts w:eastAsia="ＭＳ 明朝"/>
                 <w:b/>
-                <w:color w:val="000000"/>
-                <w:kern w:val="0"/>
-                <w:sz w:val="18"/>
-                <w:szCs w:val="22"/>
-                <w:lang w:val="en-US" w:eastAsia="en-US" w:bidi="ar-SA"/>
-              </w:rPr>
-              <w:t>Operator,</w:t>
-              <w:br/>
-              <w:t>Silrec Admin</w:t>
-            </w:r>
-          </w:p>
-        </w:tc>
-      </w:tr>
-      <w:tr>
-        <w:trPr/>
-        <w:tc>
-          <w:tcPr>
-            <w:tcW w:w="3103" w:type="dxa"/>
-            <w:tcBorders>
-              <w:top w:val="single" w:sz="4" w:space="0" w:color="000000"/>
-              <w:left w:val="single" w:sz="4" w:space="0" w:color="000000"/>
-              <w:bottom w:val="single" w:sz="4" w:space="0" w:color="000000"/>
-              <w:right w:val="single" w:sz="4" w:space="0" w:color="000000"/>
-            </w:tcBorders>
-            <w:tcMar>
-              <w:top w:w="15" w:type="dxa"/>
-              <w:left w:w="50" w:type="dxa"/>
-              <w:bottom w:w="15" w:type="dxa"/>
-              <w:right w:w="50" w:type="dxa"/>
-            </w:tcMar>
-          </w:tcPr>
-          <w:p>
-            <w:pPr>
-              <w:pStyle w:val="Normal"/>
-              <w:widowControl/>
-              <w:spacing w:lineRule="auto" w:line="240" w:before="20" w:after="20"/>
-              <w:jc w:val="left"/>
-              <w:rPr>
-                <w:rFonts w:ascii="Cambria" w:hAnsi="Cambria" w:eastAsia="ＭＳ 明朝"/>
-                <w:b/>
-                <w:strike/>
-                <w:color w:val="000000"/>
-                <w:kern w:val="0"/>
-                <w:sz w:val="18"/>
-                <w:szCs w:val="22"/>
-                <w:lang w:val="en-US" w:eastAsia="en-US" w:bidi="ar-SA"/>
-              </w:rPr>
-            </w:pPr>
-            <w:r>
-              <w:rPr>
-                <w:rFonts w:eastAsia="ＭＳ 明朝"/>
-                <w:b/>
-                <w:strike/>
-                <w:color w:val="000000"/>
-                <w:kern w:val="0"/>
-                <w:sz w:val="18"/>
-                <w:szCs w:val="22"/>
-                <w:lang w:val="en-US" w:eastAsia="en-US" w:bidi="ar-SA"/>
-              </w:rPr>
-              <w:t>With</w:t>
-              <w:br/>
-              <w:t>Operator → Draft</w:t>
-            </w:r>
-          </w:p>
-        </w:tc>
-        <w:tc>
-          <w:tcPr>
-            <w:tcW w:w="4435" w:type="dxa"/>
-            <w:tcBorders>
-              <w:top w:val="single" w:sz="4" w:space="0" w:color="000000"/>
-              <w:left w:val="single" w:sz="4" w:space="0" w:color="000000"/>
-              <w:bottom w:val="single" w:sz="4" w:space="0" w:color="000000"/>
-              <w:right w:val="single" w:sz="4" w:space="0" w:color="000000"/>
-            </w:tcBorders>
-            <w:tcMar>
-              <w:top w:w="15" w:type="dxa"/>
-              <w:left w:w="50" w:type="dxa"/>
-              <w:bottom w:w="15" w:type="dxa"/>
-              <w:right w:w="50" w:type="dxa"/>
-            </w:tcMar>
-          </w:tcPr>
-          <w:p>
-            <w:pPr>
-              <w:pStyle w:val="Normal"/>
-              <w:widowControl/>
-              <w:spacing w:lineRule="auto" w:line="240" w:before="20" w:after="20"/>
-              <w:jc w:val="left"/>
-              <w:rPr>
-                <w:rFonts w:ascii="Cambria" w:hAnsi="Cambria" w:eastAsia="ＭＳ 明朝"/>
-                <w:b w:val="false"/>
-                <w:strike/>
-                <w:color w:val="000000"/>
-                <w:kern w:val="0"/>
-                <w:sz w:val="18"/>
-                <w:szCs w:val="22"/>
-                <w:lang w:val="en-US" w:eastAsia="en-US" w:bidi="ar-SA"/>
-              </w:rPr>
-            </w:pPr>
-            <w:r>
-              <w:rPr>
-                <w:rFonts w:eastAsia="ＭＳ 明朝"/>
-                <w:b w:val="false"/>
-                <w:strike/>
-                <w:color w:val="000000"/>
-                <w:kern w:val="0"/>
-                <w:sz w:val="18"/>
-                <w:szCs w:val="22"/>
-                <w:lang w:val="en-US" w:eastAsia="en-US" w:bidi="ar-SA"/>
-              </w:rPr>
-              <w:t>Return to Draft</w:t>
-            </w:r>
-          </w:p>
-        </w:tc>
-        <w:tc>
-          <w:tcPr>
-            <w:tcW w:w="3550" w:type="dxa"/>
-            <w:tcBorders>
-              <w:top w:val="single" w:sz="4" w:space="0" w:color="000000"/>
-              <w:left w:val="single" w:sz="4" w:space="0" w:color="000000"/>
-              <w:bottom w:val="single" w:sz="4" w:space="0" w:color="000000"/>
-              <w:right w:val="single" w:sz="4" w:space="0" w:color="000000"/>
-            </w:tcBorders>
-            <w:tcMar>
-              <w:top w:w="15" w:type="dxa"/>
-              <w:left w:w="50" w:type="dxa"/>
-              <w:bottom w:w="15" w:type="dxa"/>
-              <w:right w:w="50" w:type="dxa"/>
-            </w:tcMar>
-          </w:tcPr>
-          <w:p>
-            <w:pPr>
-              <w:pStyle w:val="Normal"/>
-              <w:widowControl/>
-              <w:spacing w:lineRule="auto" w:line="240" w:before="20" w:after="20"/>
-              <w:jc w:val="center"/>
-              <w:rPr>
-                <w:rFonts w:ascii="Cambria" w:hAnsi="Cambria" w:eastAsia="ＭＳ 明朝"/>
-                <w:b/>
-                <w:strike/>
-                <w:color w:val="000000"/>
-                <w:kern w:val="0"/>
-                <w:sz w:val="18"/>
-                <w:szCs w:val="22"/>
-                <w:lang w:val="en-US" w:eastAsia="en-US" w:bidi="ar-SA"/>
-              </w:rPr>
-            </w:pPr>
-            <w:r>
-              <w:rPr>
-                <w:rFonts w:eastAsia="ＭＳ 明朝"/>
-                <w:b/>
-                <w:strike/>
                 <w:color w:val="000000"/>
                 <w:kern w:val="0"/>
                 <w:sz w:val="18"/>
@@ -2832,7 +2709,7 @@
         </w:tc>
         <w:tc>
           <w:tcPr>
-            <w:tcW w:w="4435" w:type="dxa"/>
+            <w:tcW w:w="4434" w:type="dxa"/>
             <w:tcBorders>
               <w:top w:val="single" w:sz="4" w:space="0" w:color="000000"/>
               <w:left w:val="single" w:sz="4" w:space="0" w:color="000000"/>
@@ -2879,7 +2756,7 @@
         </w:tc>
         <w:tc>
           <w:tcPr>
-            <w:tcW w:w="3550" w:type="dxa"/>
+            <w:tcW w:w="3551" w:type="dxa"/>
             <w:tcBorders>
               <w:top w:val="single" w:sz="4" w:space="0" w:color="000000"/>
               <w:left w:val="single" w:sz="4" w:space="0" w:color="000000"/>
@@ -2981,7 +2858,7 @@
         </w:tc>
         <w:tc>
           <w:tcPr>
-            <w:tcW w:w="4435" w:type="dxa"/>
+            <w:tcW w:w="4434" w:type="dxa"/>
             <w:tcBorders>
               <w:top w:val="single" w:sz="4" w:space="0" w:color="000000"/>
               <w:left w:val="single" w:sz="4" w:space="0" w:color="000000"/>
@@ -3027,7 +2904,7 @@
         </w:tc>
         <w:tc>
           <w:tcPr>
-            <w:tcW w:w="3550" w:type="dxa"/>
+            <w:tcW w:w="3551" w:type="dxa"/>
             <w:tcBorders>
               <w:top w:val="single" w:sz="4" w:space="0" w:color="000000"/>
               <w:left w:val="single" w:sz="4" w:space="0" w:color="000000"/>
@@ -3129,7 +3006,7 @@
         </w:tc>
         <w:tc>
           <w:tcPr>
-            <w:tcW w:w="4435" w:type="dxa"/>
+            <w:tcW w:w="4434" w:type="dxa"/>
             <w:tcBorders>
               <w:top w:val="single" w:sz="4" w:space="0" w:color="000000"/>
               <w:left w:val="single" w:sz="4" w:space="0" w:color="000000"/>
@@ -3176,7 +3053,7 @@
         </w:tc>
         <w:tc>
           <w:tcPr>
-            <w:tcW w:w="3550" w:type="dxa"/>
+            <w:tcW w:w="3551" w:type="dxa"/>
             <w:tcBorders>
               <w:top w:val="single" w:sz="4" w:space="0" w:color="000000"/>
               <w:left w:val="single" w:sz="4" w:space="0" w:color="000000"/>
@@ -3226,887 +3103,31 @@
     <w:p>
       <w:pPr>
         <w:pStyle w:val="Heading2"/>
+        <w:ind w:hanging="0" w:left="0"/>
         <w:jc w:val="center"/>
         <w:rPr>
           <w:color w:val="2C3E50"/>
         </w:rPr>
       </w:pPr>
       <w:r>
-        <w:rPr/>
+        <w:rPr>
+          <w:color w:themeColor="accent1" w:val="2C3E50"/>
+        </w:rPr>
       </w:r>
     </w:p>
     <w:p>
       <w:pPr>
         <w:pStyle w:val="Heading2"/>
+        <w:ind w:hanging="0" w:left="0"/>
         <w:jc w:val="center"/>
-        <w:rPr/>
-      </w:pPr>
-      <w:r>
         <w:rPr>
           <w:color w:val="2C3E50"/>
         </w:rPr>
-        <w:t>Who Can Move Between Statuses</w:t>
-      </w:r>
-    </w:p>
-    <w:p>
-      <w:pPr>
-        <w:pStyle w:val="Normal"/>
-        <w:spacing w:before="0" w:after="80"/>
-        <w:jc w:val="center"/>
-        <w:rPr/>
       </w:pPr>
       <w:r>
-        <w:rPr/>
-        <w:t>Each transition from one status to another requires a specific role:</w:t>
-      </w:r>
-    </w:p>
-    <w:tbl>
-      <w:tblPr>
-        <w:tblStyle w:val="TableGrid"/>
-        <w:tblW w:w="8352" w:type="dxa"/>
-        <w:jc w:val="center"/>
-        <w:tblInd w:w="0" w:type="dxa"/>
-        <w:tblLayout w:type="fixed"/>
-        <w:tblCellMar>
-          <w:top w:w="0" w:type="dxa"/>
-          <w:left w:w="108" w:type="dxa"/>
-          <w:bottom w:w="0" w:type="dxa"/>
-          <w:right w:w="108" w:type="dxa"/>
-        </w:tblCellMar>
-        <w:tblLook w:val="04a0" w:noHBand="0" w:noVBand="1" w:firstColumn="1" w:lastRow="0" w:lastColumn="0" w:firstRow="1"/>
-      </w:tblPr>
-      <w:tblGrid>
-        <w:gridCol w:w="2589"/>
-        <w:gridCol w:w="2883"/>
-        <w:gridCol w:w="2880"/>
-      </w:tblGrid>
-      <w:tr>
-        <w:trPr/>
-        <w:tc>
-          <w:tcPr>
-            <w:tcW w:w="2589" w:type="dxa"/>
-            <w:tcBorders/>
-            <w:shd w:fill="2C3E50"/>
-          </w:tcPr>
-          <w:p>
-            <w:pPr>
-              <w:pStyle w:val="Normal"/>
-              <w:widowControl/>
-              <w:suppressAutoHyphens w:val="true"/>
-              <w:spacing w:lineRule="auto" w:line="240" w:before="0" w:after="0"/>
-              <w:jc w:val="center"/>
-              <w:rPr>
-                <w:rFonts w:ascii="Cambria" w:hAnsi="Cambria" w:eastAsia="ＭＳ 明朝" w:cs=""/>
-                <w:kern w:val="0"/>
-                <w:sz w:val="22"/>
-                <w:szCs w:val="22"/>
-                <w:lang w:val="en-US" w:eastAsia="en-US" w:bidi="ar-SA"/>
-              </w:rPr>
-            </w:pPr>
-            <w:r>
-              <w:rPr>
-                <w:rFonts w:eastAsia="ＭＳ 明朝" w:cs=""/>
-                <w:b/>
-                <w:color w:val="FFFFFF"/>
-                <w:kern w:val="0"/>
-                <w:sz w:val="20"/>
-                <w:szCs w:val="22"/>
-                <w:lang w:val="en-US" w:eastAsia="en-US" w:bidi="ar-SA"/>
-              </w:rPr>
-              <w:t>From → To</w:t>
-            </w:r>
-          </w:p>
-        </w:tc>
-        <w:tc>
-          <w:tcPr>
-            <w:tcW w:w="2883" w:type="dxa"/>
-            <w:tcBorders/>
-            <w:shd w:fill="2C3E50"/>
-          </w:tcPr>
-          <w:p>
-            <w:pPr>
-              <w:pStyle w:val="Normal"/>
-              <w:widowControl/>
-              <w:suppressAutoHyphens w:val="true"/>
-              <w:spacing w:lineRule="auto" w:line="240" w:before="0" w:after="0"/>
-              <w:jc w:val="center"/>
-              <w:rPr>
-                <w:rFonts w:ascii="Cambria" w:hAnsi="Cambria" w:eastAsia="ＭＳ 明朝" w:cs=""/>
-                <w:kern w:val="0"/>
-                <w:sz w:val="22"/>
-                <w:szCs w:val="22"/>
-                <w:lang w:val="en-US" w:eastAsia="en-US" w:bidi="ar-SA"/>
-              </w:rPr>
-            </w:pPr>
-            <w:r>
-              <w:rPr>
-                <w:rFonts w:eastAsia="ＭＳ 明朝" w:cs=""/>
-                <w:b/>
-                <w:color w:val="FFFFFF"/>
-                <w:kern w:val="0"/>
-                <w:sz w:val="20"/>
-                <w:szCs w:val="22"/>
-                <w:lang w:val="en-US" w:eastAsia="en-US" w:bidi="ar-SA"/>
-              </w:rPr>
-              <w:t>Transition</w:t>
-            </w:r>
-          </w:p>
-        </w:tc>
-        <w:tc>
-          <w:tcPr>
-            <w:tcW w:w="2880" w:type="dxa"/>
-            <w:tcBorders/>
-            <w:shd w:fill="2C3E50"/>
-          </w:tcPr>
-          <w:p>
-            <w:pPr>
-              <w:pStyle w:val="Normal"/>
-              <w:widowControl/>
-              <w:suppressAutoHyphens w:val="true"/>
-              <w:spacing w:lineRule="auto" w:line="240" w:before="0" w:after="0"/>
-              <w:jc w:val="center"/>
-              <w:rPr>
-                <w:rFonts w:ascii="Cambria" w:hAnsi="Cambria" w:eastAsia="ＭＳ 明朝" w:cs=""/>
-                <w:kern w:val="0"/>
-                <w:sz w:val="22"/>
-                <w:szCs w:val="22"/>
-                <w:lang w:val="en-US" w:eastAsia="en-US" w:bidi="ar-SA"/>
-              </w:rPr>
-            </w:pPr>
-            <w:r>
-              <w:rPr>
-                <w:rFonts w:eastAsia="ＭＳ 明朝" w:cs=""/>
-                <w:b/>
-                <w:color w:val="FFFFFF"/>
-                <w:kern w:val="0"/>
-                <w:sz w:val="20"/>
-                <w:szCs w:val="22"/>
-                <w:lang w:val="en-US" w:eastAsia="en-US" w:bidi="ar-SA"/>
-              </w:rPr>
-              <w:t>Who Can Do It</w:t>
-            </w:r>
-          </w:p>
-        </w:tc>
-      </w:tr>
-      <w:tr>
-        <w:trPr/>
-        <w:tc>
-          <w:tcPr>
-            <w:tcW w:w="2589" w:type="dxa"/>
-            <w:tcBorders/>
-            <w:shd w:fill="F8F9FA"/>
-          </w:tcPr>
-          <w:p>
-            <w:pPr>
-              <w:pStyle w:val="Normal"/>
-              <w:widowControl/>
-              <w:suppressAutoHyphens w:val="true"/>
-              <w:spacing w:lineRule="auto" w:line="240" w:before="0" w:after="0"/>
-              <w:jc w:val="left"/>
-              <w:rPr>
-                <w:rFonts w:ascii="Cambria" w:hAnsi="Cambria" w:eastAsia="ＭＳ 明朝" w:cs=""/>
-                <w:kern w:val="0"/>
-                <w:sz w:val="22"/>
-                <w:szCs w:val="22"/>
-                <w:lang w:val="en-US" w:eastAsia="en-US" w:bidi="ar-SA"/>
-              </w:rPr>
-            </w:pPr>
-            <w:r>
-              <w:rPr>
-                <w:rFonts w:eastAsia="ＭＳ 明朝" w:cs=""/>
-                <w:kern w:val="0"/>
-                <w:sz w:val="18"/>
-                <w:szCs w:val="22"/>
-                <w:lang w:val="en-US" w:eastAsia="en-US" w:bidi="ar-SA"/>
-              </w:rPr>
-              <w:t>Draft → Processing Shapefile</w:t>
-            </w:r>
-          </w:p>
-        </w:tc>
-        <w:tc>
-          <w:tcPr>
-            <w:tcW w:w="2883" w:type="dxa"/>
-            <w:tcBorders/>
-            <w:shd w:fill="F8F9FA"/>
-          </w:tcPr>
-          <w:p>
-            <w:pPr>
-              <w:pStyle w:val="Normal"/>
-              <w:widowControl/>
-              <w:suppressAutoHyphens w:val="true"/>
-              <w:spacing w:lineRule="auto" w:line="240" w:before="0" w:after="0"/>
-              <w:jc w:val="left"/>
-              <w:rPr>
-                <w:rFonts w:ascii="Cambria" w:hAnsi="Cambria" w:eastAsia="ＭＳ 明朝" w:cs=""/>
-                <w:kern w:val="0"/>
-                <w:sz w:val="22"/>
-                <w:szCs w:val="22"/>
-                <w:lang w:val="en-US" w:eastAsia="en-US" w:bidi="ar-SA"/>
-              </w:rPr>
-            </w:pPr>
-            <w:r>
-              <w:rPr>
-                <w:rFonts w:eastAsia="ＭＳ 明朝" w:cs=""/>
-                <w:kern w:val="0"/>
-                <w:sz w:val="18"/>
-                <w:szCs w:val="22"/>
-                <w:lang w:val="en-US" w:eastAsia="en-US" w:bidi="ar-SA"/>
-              </w:rPr>
-              <w:t>Upload &amp; process shapefile</w:t>
-            </w:r>
-          </w:p>
-        </w:tc>
-        <w:tc>
-          <w:tcPr>
-            <w:tcW w:w="2880" w:type="dxa"/>
-            <w:tcBorders/>
-            <w:shd w:fill="F8F9FA"/>
-          </w:tcPr>
-          <w:p>
-            <w:pPr>
-              <w:pStyle w:val="Normal"/>
-              <w:widowControl/>
-              <w:suppressAutoHyphens w:val="true"/>
-              <w:spacing w:lineRule="auto" w:line="240" w:before="0" w:after="0"/>
-              <w:jc w:val="left"/>
-              <w:rPr>
-                <w:rFonts w:ascii="Cambria" w:hAnsi="Cambria" w:eastAsia="ＭＳ 明朝" w:cs=""/>
-                <w:kern w:val="0"/>
-                <w:sz w:val="22"/>
-                <w:szCs w:val="22"/>
-                <w:lang w:val="en-US" w:eastAsia="en-US" w:bidi="ar-SA"/>
-              </w:rPr>
-            </w:pPr>
-            <w:r>
-              <w:rPr>
-                <w:rFonts w:eastAsia="ＭＳ 明朝" w:cs=""/>
-                <w:kern w:val="0"/>
-                <w:sz w:val="18"/>
-                <w:szCs w:val="22"/>
-                <w:lang w:val="en-US" w:eastAsia="en-US" w:bidi="ar-SA"/>
-              </w:rPr>
-              <w:t>Operator</w:t>
-            </w:r>
-          </w:p>
-        </w:tc>
-      </w:tr>
-      <w:tr>
-        <w:trPr/>
-        <w:tc>
-          <w:tcPr>
-            <w:tcW w:w="2589" w:type="dxa"/>
-            <w:tcBorders/>
-          </w:tcPr>
-          <w:p>
-            <w:pPr>
-              <w:pStyle w:val="Normal"/>
-              <w:widowControl/>
-              <w:suppressAutoHyphens w:val="true"/>
-              <w:spacing w:lineRule="auto" w:line="240" w:before="0" w:after="0"/>
-              <w:jc w:val="left"/>
-              <w:rPr>
-                <w:rFonts w:ascii="Cambria" w:hAnsi="Cambria" w:eastAsia="ＭＳ 明朝" w:cs=""/>
-                <w:kern w:val="0"/>
-                <w:sz w:val="22"/>
-                <w:szCs w:val="22"/>
-                <w:lang w:val="en-US" w:eastAsia="en-US" w:bidi="ar-SA"/>
-              </w:rPr>
-            </w:pPr>
-            <w:r>
-              <w:rPr>
-                <w:rFonts w:eastAsia="ＭＳ 明朝" w:cs=""/>
-                <w:kern w:val="0"/>
-                <w:sz w:val="18"/>
-                <w:szCs w:val="22"/>
-                <w:lang w:val="en-US" w:eastAsia="en-US" w:bidi="ar-SA"/>
-              </w:rPr>
-              <w:t>Processing Shapefile → With Operator</w:t>
-            </w:r>
-          </w:p>
-        </w:tc>
-        <w:tc>
-          <w:tcPr>
-            <w:tcW w:w="2883" w:type="dxa"/>
-            <w:tcBorders/>
-          </w:tcPr>
-          <w:p>
-            <w:pPr>
-              <w:pStyle w:val="Normal"/>
-              <w:widowControl/>
-              <w:suppressAutoHyphens w:val="true"/>
-              <w:spacing w:lineRule="auto" w:line="240" w:before="0" w:after="0"/>
-              <w:jc w:val="left"/>
-              <w:rPr>
-                <w:rFonts w:ascii="Cambria" w:hAnsi="Cambria" w:eastAsia="ＭＳ 明朝" w:cs=""/>
-                <w:kern w:val="0"/>
-                <w:sz w:val="22"/>
-                <w:szCs w:val="22"/>
-                <w:lang w:val="en-US" w:eastAsia="en-US" w:bidi="ar-SA"/>
-              </w:rPr>
-            </w:pPr>
-            <w:r>
-              <w:rPr>
-                <w:rFonts w:eastAsia="ＭＳ 明朝" w:cs=""/>
-                <w:kern w:val="0"/>
-                <w:sz w:val="18"/>
-                <w:szCs w:val="22"/>
-                <w:lang w:val="en-US" w:eastAsia="en-US" w:bidi="ar-SA"/>
-              </w:rPr>
-              <w:t>Processing complete</w:t>
-            </w:r>
-          </w:p>
-        </w:tc>
-        <w:tc>
-          <w:tcPr>
-            <w:tcW w:w="2880" w:type="dxa"/>
-            <w:tcBorders/>
-          </w:tcPr>
-          <w:p>
-            <w:pPr>
-              <w:pStyle w:val="Normal"/>
-              <w:widowControl/>
-              <w:suppressAutoHyphens w:val="true"/>
-              <w:spacing w:lineRule="auto" w:line="240" w:before="0" w:after="0"/>
-              <w:jc w:val="left"/>
-              <w:rPr>
-                <w:rFonts w:ascii="Cambria" w:hAnsi="Cambria" w:eastAsia="ＭＳ 明朝" w:cs=""/>
-                <w:kern w:val="0"/>
-                <w:sz w:val="22"/>
-                <w:szCs w:val="22"/>
-                <w:lang w:val="en-US" w:eastAsia="en-US" w:bidi="ar-SA"/>
-              </w:rPr>
-            </w:pPr>
-            <w:r>
-              <w:rPr>
-                <w:rFonts w:eastAsia="ＭＳ 明朝" w:cs=""/>
-                <w:kern w:val="0"/>
-                <w:sz w:val="18"/>
-                <w:szCs w:val="22"/>
-                <w:lang w:val="en-US" w:eastAsia="en-US" w:bidi="ar-SA"/>
-              </w:rPr>
-              <w:t>Operator, Silrec Admin</w:t>
-            </w:r>
-          </w:p>
-        </w:tc>
-      </w:tr>
-      <w:tr>
-        <w:trPr/>
-        <w:tc>
-          <w:tcPr>
-            <w:tcW w:w="2589" w:type="dxa"/>
-            <w:tcBorders/>
-            <w:shd w:fill="F8F9FA"/>
-          </w:tcPr>
-          <w:p>
-            <w:pPr>
-              <w:pStyle w:val="Normal"/>
-              <w:widowControl/>
-              <w:suppressAutoHyphens w:val="true"/>
-              <w:spacing w:lineRule="auto" w:line="240" w:before="0" w:after="0"/>
-              <w:jc w:val="left"/>
-              <w:rPr>
-                <w:rFonts w:ascii="Cambria" w:hAnsi="Cambria" w:eastAsia="ＭＳ 明朝" w:cs=""/>
-                <w:kern w:val="0"/>
-                <w:sz w:val="22"/>
-                <w:szCs w:val="22"/>
-                <w:lang w:val="en-US" w:eastAsia="en-US" w:bidi="ar-SA"/>
-              </w:rPr>
-            </w:pPr>
-            <w:r>
-              <w:rPr>
-                <w:rFonts w:eastAsia="ＭＳ 明朝" w:cs=""/>
-                <w:kern w:val="0"/>
-                <w:sz w:val="18"/>
-                <w:szCs w:val="22"/>
-                <w:lang w:val="en-US" w:eastAsia="en-US" w:bidi="ar-SA"/>
-              </w:rPr>
-              <w:t>With Operator → With Reviewer</w:t>
-            </w:r>
-          </w:p>
-        </w:tc>
-        <w:tc>
-          <w:tcPr>
-            <w:tcW w:w="2883" w:type="dxa"/>
-            <w:tcBorders/>
-            <w:shd w:fill="F8F9FA"/>
-          </w:tcPr>
-          <w:p>
-            <w:pPr>
-              <w:pStyle w:val="Normal"/>
-              <w:widowControl/>
-              <w:suppressAutoHyphens w:val="true"/>
-              <w:spacing w:lineRule="auto" w:line="240" w:before="0" w:after="0"/>
-              <w:jc w:val="left"/>
-              <w:rPr>
-                <w:rFonts w:ascii="Cambria" w:hAnsi="Cambria" w:eastAsia="ＭＳ 明朝" w:cs=""/>
-                <w:kern w:val="0"/>
-                <w:sz w:val="22"/>
-                <w:szCs w:val="22"/>
-                <w:lang w:val="en-US" w:eastAsia="en-US" w:bidi="ar-SA"/>
-              </w:rPr>
-            </w:pPr>
-            <w:r>
-              <w:rPr>
-                <w:rFonts w:eastAsia="ＭＳ 明朝" w:cs=""/>
-                <w:kern w:val="0"/>
-                <w:sz w:val="18"/>
-                <w:szCs w:val="22"/>
-                <w:lang w:val="en-US" w:eastAsia="en-US" w:bidi="ar-SA"/>
-              </w:rPr>
-              <w:t>Send to reviewer</w:t>
-            </w:r>
-          </w:p>
-        </w:tc>
-        <w:tc>
-          <w:tcPr>
-            <w:tcW w:w="2880" w:type="dxa"/>
-            <w:tcBorders/>
-            <w:shd w:fill="F8F9FA"/>
-          </w:tcPr>
-          <w:p>
-            <w:pPr>
-              <w:pStyle w:val="Normal"/>
-              <w:widowControl/>
-              <w:suppressAutoHyphens w:val="true"/>
-              <w:spacing w:lineRule="auto" w:line="240" w:before="0" w:after="0"/>
-              <w:jc w:val="left"/>
-              <w:rPr>
-                <w:rFonts w:ascii="Cambria" w:hAnsi="Cambria" w:eastAsia="ＭＳ 明朝" w:cs=""/>
-                <w:kern w:val="0"/>
-                <w:sz w:val="22"/>
-                <w:szCs w:val="22"/>
-                <w:lang w:val="en-US" w:eastAsia="en-US" w:bidi="ar-SA"/>
-              </w:rPr>
-            </w:pPr>
-            <w:r>
-              <w:rPr>
-                <w:rFonts w:eastAsia="ＭＳ 明朝" w:cs=""/>
-                <w:kern w:val="0"/>
-                <w:sz w:val="18"/>
-                <w:szCs w:val="22"/>
-                <w:lang w:val="en-US" w:eastAsia="en-US" w:bidi="ar-SA"/>
-              </w:rPr>
-              <w:t>Operator, Silrec Admin</w:t>
-            </w:r>
-          </w:p>
-        </w:tc>
-      </w:tr>
-      <w:tr>
-        <w:trPr/>
-        <w:tc>
-          <w:tcPr>
-            <w:tcW w:w="2589" w:type="dxa"/>
-            <w:tcBorders/>
-          </w:tcPr>
-          <w:p>
-            <w:pPr>
-              <w:pStyle w:val="Normal"/>
-              <w:widowControl/>
-              <w:suppressAutoHyphens w:val="true"/>
-              <w:spacing w:lineRule="auto" w:line="240" w:before="0" w:after="0"/>
-              <w:jc w:val="left"/>
-              <w:rPr>
-                <w:rFonts w:ascii="Cambria" w:hAnsi="Cambria" w:eastAsia="ＭＳ 明朝" w:cs=""/>
-                <w:kern w:val="0"/>
-                <w:sz w:val="22"/>
-                <w:szCs w:val="22"/>
-                <w:lang w:val="en-US" w:eastAsia="en-US" w:bidi="ar-SA"/>
-              </w:rPr>
-            </w:pPr>
-            <w:r>
-              <w:rPr>
-                <w:rFonts w:eastAsia="ＭＳ 明朝" w:cs=""/>
-                <w:kern w:val="0"/>
-                <w:sz w:val="18"/>
-                <w:szCs w:val="22"/>
-                <w:lang w:val="en-US" w:eastAsia="en-US" w:bidi="ar-SA"/>
-              </w:rPr>
-              <w:t>With Operator → Draft</w:t>
-            </w:r>
-          </w:p>
-        </w:tc>
-        <w:tc>
-          <w:tcPr>
-            <w:tcW w:w="2883" w:type="dxa"/>
-            <w:tcBorders/>
-          </w:tcPr>
-          <w:p>
-            <w:pPr>
-              <w:pStyle w:val="Normal"/>
-              <w:widowControl/>
-              <w:suppressAutoHyphens w:val="true"/>
-              <w:spacing w:lineRule="auto" w:line="240" w:before="0" w:after="0"/>
-              <w:jc w:val="left"/>
-              <w:rPr>
-                <w:rFonts w:ascii="Cambria" w:hAnsi="Cambria" w:eastAsia="ＭＳ 明朝" w:cs=""/>
-                <w:kern w:val="0"/>
-                <w:sz w:val="22"/>
-                <w:szCs w:val="22"/>
-                <w:lang w:val="en-US" w:eastAsia="en-US" w:bidi="ar-SA"/>
-              </w:rPr>
-            </w:pPr>
-            <w:r>
-              <w:rPr>
-                <w:rFonts w:eastAsia="ＭＳ 明朝" w:cs=""/>
-                <w:kern w:val="0"/>
-                <w:sz w:val="18"/>
-                <w:szCs w:val="22"/>
-                <w:lang w:val="en-US" w:eastAsia="en-US" w:bidi="ar-SA"/>
-              </w:rPr>
-              <w:t>Return to draft</w:t>
-            </w:r>
-          </w:p>
-        </w:tc>
-        <w:tc>
-          <w:tcPr>
-            <w:tcW w:w="2880" w:type="dxa"/>
-            <w:tcBorders/>
-          </w:tcPr>
-          <w:p>
-            <w:pPr>
-              <w:pStyle w:val="Normal"/>
-              <w:widowControl/>
-              <w:suppressAutoHyphens w:val="true"/>
-              <w:spacing w:lineRule="auto" w:line="240" w:before="0" w:after="0"/>
-              <w:jc w:val="left"/>
-              <w:rPr>
-                <w:rFonts w:ascii="Cambria" w:hAnsi="Cambria" w:eastAsia="ＭＳ 明朝" w:cs=""/>
-                <w:kern w:val="0"/>
-                <w:sz w:val="22"/>
-                <w:szCs w:val="22"/>
-                <w:lang w:val="en-US" w:eastAsia="en-US" w:bidi="ar-SA"/>
-              </w:rPr>
-            </w:pPr>
-            <w:r>
-              <w:rPr>
-                <w:rFonts w:eastAsia="ＭＳ 明朝" w:cs=""/>
-                <w:kern w:val="0"/>
-                <w:sz w:val="18"/>
-                <w:szCs w:val="22"/>
-                <w:lang w:val="en-US" w:eastAsia="en-US" w:bidi="ar-SA"/>
-              </w:rPr>
-              <w:t>Operator, Silrec Admin</w:t>
-            </w:r>
-          </w:p>
-        </w:tc>
-      </w:tr>
-      <w:tr>
-        <w:trPr/>
-        <w:tc>
-          <w:tcPr>
-            <w:tcW w:w="2589" w:type="dxa"/>
-            <w:tcBorders/>
-            <w:shd w:fill="F8F9FA"/>
-          </w:tcPr>
-          <w:p>
-            <w:pPr>
-              <w:pStyle w:val="Normal"/>
-              <w:widowControl/>
-              <w:suppressAutoHyphens w:val="true"/>
-              <w:spacing w:lineRule="auto" w:line="240" w:before="0" w:after="0"/>
-              <w:jc w:val="left"/>
-              <w:rPr>
-                <w:rFonts w:ascii="Cambria" w:hAnsi="Cambria" w:eastAsia="ＭＳ 明朝" w:cs=""/>
-                <w:kern w:val="0"/>
-                <w:sz w:val="22"/>
-                <w:szCs w:val="22"/>
-                <w:lang w:val="en-US" w:eastAsia="en-US" w:bidi="ar-SA"/>
-              </w:rPr>
-            </w:pPr>
-            <w:r>
-              <w:rPr>
-                <w:rFonts w:eastAsia="ＭＳ 明朝" w:cs=""/>
-                <w:kern w:val="0"/>
-                <w:sz w:val="18"/>
-                <w:szCs w:val="22"/>
-                <w:lang w:val="en-US" w:eastAsia="en-US" w:bidi="ar-SA"/>
-              </w:rPr>
-              <w:t>With Reviewer → Review Completed</w:t>
-            </w:r>
-          </w:p>
-        </w:tc>
-        <w:tc>
-          <w:tcPr>
-            <w:tcW w:w="2883" w:type="dxa"/>
-            <w:tcBorders/>
-            <w:shd w:fill="F8F9FA"/>
-          </w:tcPr>
-          <w:p>
-            <w:pPr>
-              <w:pStyle w:val="Normal"/>
-              <w:widowControl/>
-              <w:suppressAutoHyphens w:val="true"/>
-              <w:spacing w:lineRule="auto" w:line="240" w:before="0" w:after="0"/>
-              <w:jc w:val="left"/>
-              <w:rPr>
-                <w:rFonts w:ascii="Cambria" w:hAnsi="Cambria" w:eastAsia="ＭＳ 明朝" w:cs=""/>
-                <w:kern w:val="0"/>
-                <w:sz w:val="22"/>
-                <w:szCs w:val="22"/>
-                <w:lang w:val="en-US" w:eastAsia="en-US" w:bidi="ar-SA"/>
-              </w:rPr>
-            </w:pPr>
-            <w:r>
-              <w:rPr>
-                <w:rFonts w:eastAsia="ＭＳ 明朝" w:cs=""/>
-                <w:kern w:val="0"/>
-                <w:sz w:val="18"/>
-                <w:szCs w:val="22"/>
-                <w:lang w:val="en-US" w:eastAsia="en-US" w:bidi="ar-SA"/>
-              </w:rPr>
-              <w:t>Approve</w:t>
-            </w:r>
-          </w:p>
-        </w:tc>
-        <w:tc>
-          <w:tcPr>
-            <w:tcW w:w="2880" w:type="dxa"/>
-            <w:tcBorders/>
-            <w:shd w:fill="F8F9FA"/>
-          </w:tcPr>
-          <w:p>
-            <w:pPr>
-              <w:pStyle w:val="Normal"/>
-              <w:widowControl/>
-              <w:suppressAutoHyphens w:val="true"/>
-              <w:spacing w:lineRule="auto" w:line="240" w:before="0" w:after="0"/>
-              <w:jc w:val="left"/>
-              <w:rPr>
-                <w:rFonts w:ascii="Cambria" w:hAnsi="Cambria" w:eastAsia="ＭＳ 明朝" w:cs=""/>
-                <w:kern w:val="0"/>
-                <w:sz w:val="22"/>
-                <w:szCs w:val="22"/>
-                <w:lang w:val="en-US" w:eastAsia="en-US" w:bidi="ar-SA"/>
-              </w:rPr>
-            </w:pPr>
-            <w:r>
-              <w:rPr>
-                <w:rFonts w:eastAsia="ＭＳ 明朝" w:cs=""/>
-                <w:kern w:val="0"/>
-                <w:sz w:val="18"/>
-                <w:szCs w:val="22"/>
-                <w:lang w:val="en-US" w:eastAsia="en-US" w:bidi="ar-SA"/>
-              </w:rPr>
-              <w:t>Reviewer, Silrec Admin</w:t>
-            </w:r>
-          </w:p>
-        </w:tc>
-      </w:tr>
-      <w:tr>
-        <w:trPr/>
-        <w:tc>
-          <w:tcPr>
-            <w:tcW w:w="2589" w:type="dxa"/>
-            <w:tcBorders/>
-          </w:tcPr>
-          <w:p>
-            <w:pPr>
-              <w:pStyle w:val="Normal"/>
-              <w:widowControl/>
-              <w:suppressAutoHyphens w:val="true"/>
-              <w:spacing w:lineRule="auto" w:line="240" w:before="0" w:after="0"/>
-              <w:jc w:val="left"/>
-              <w:rPr>
-                <w:rFonts w:ascii="Cambria" w:hAnsi="Cambria" w:eastAsia="ＭＳ 明朝" w:cs=""/>
-                <w:kern w:val="0"/>
-                <w:sz w:val="22"/>
-                <w:szCs w:val="22"/>
-                <w:lang w:val="en-US" w:eastAsia="en-US" w:bidi="ar-SA"/>
-              </w:rPr>
-            </w:pPr>
-            <w:r>
-              <w:rPr>
-                <w:rFonts w:eastAsia="ＭＳ 明朝" w:cs=""/>
-                <w:kern w:val="0"/>
-                <w:sz w:val="18"/>
-                <w:szCs w:val="22"/>
-                <w:lang w:val="en-US" w:eastAsia="en-US" w:bidi="ar-SA"/>
-              </w:rPr>
-              <w:t>With Reviewer → With Operator</w:t>
-            </w:r>
-          </w:p>
-        </w:tc>
-        <w:tc>
-          <w:tcPr>
-            <w:tcW w:w="2883" w:type="dxa"/>
-            <w:tcBorders/>
-          </w:tcPr>
-          <w:p>
-            <w:pPr>
-              <w:pStyle w:val="Normal"/>
-              <w:widowControl/>
-              <w:suppressAutoHyphens w:val="true"/>
-              <w:spacing w:lineRule="auto" w:line="240" w:before="0" w:after="0"/>
-              <w:jc w:val="left"/>
-              <w:rPr>
-                <w:rFonts w:ascii="Cambria" w:hAnsi="Cambria" w:eastAsia="ＭＳ 明朝" w:cs=""/>
-                <w:kern w:val="0"/>
-                <w:sz w:val="22"/>
-                <w:szCs w:val="22"/>
-                <w:lang w:val="en-US" w:eastAsia="en-US" w:bidi="ar-SA"/>
-              </w:rPr>
-            </w:pPr>
-            <w:r>
-              <w:rPr>
-                <w:rFonts w:eastAsia="ＭＳ 明朝" w:cs=""/>
-                <w:kern w:val="0"/>
-                <w:sz w:val="18"/>
-                <w:szCs w:val="22"/>
-                <w:lang w:val="en-US" w:eastAsia="en-US" w:bidi="ar-SA"/>
-              </w:rPr>
-              <w:t>Send back for changes</w:t>
-            </w:r>
-          </w:p>
-        </w:tc>
-        <w:tc>
-          <w:tcPr>
-            <w:tcW w:w="2880" w:type="dxa"/>
-            <w:tcBorders/>
-          </w:tcPr>
-          <w:p>
-            <w:pPr>
-              <w:pStyle w:val="Normal"/>
-              <w:widowControl/>
-              <w:suppressAutoHyphens w:val="true"/>
-              <w:spacing w:lineRule="auto" w:line="240" w:before="0" w:after="0"/>
-              <w:jc w:val="left"/>
-              <w:rPr>
-                <w:rFonts w:ascii="Cambria" w:hAnsi="Cambria" w:eastAsia="ＭＳ 明朝" w:cs=""/>
-                <w:kern w:val="0"/>
-                <w:sz w:val="22"/>
-                <w:szCs w:val="22"/>
-                <w:lang w:val="en-US" w:eastAsia="en-US" w:bidi="ar-SA"/>
-              </w:rPr>
-            </w:pPr>
-            <w:r>
-              <w:rPr>
-                <w:rFonts w:eastAsia="ＭＳ 明朝" w:cs=""/>
-                <w:kern w:val="0"/>
-                <w:sz w:val="18"/>
-                <w:szCs w:val="22"/>
-                <w:lang w:val="en-US" w:eastAsia="en-US" w:bidi="ar-SA"/>
-              </w:rPr>
-              <w:t>Reviewer, Silrec Admin</w:t>
-            </w:r>
-          </w:p>
-        </w:tc>
-      </w:tr>
-      <w:tr>
-        <w:trPr/>
-        <w:tc>
-          <w:tcPr>
-            <w:tcW w:w="2589" w:type="dxa"/>
-            <w:tcBorders/>
-            <w:shd w:fill="F8F9FA"/>
-          </w:tcPr>
-          <w:p>
-            <w:pPr>
-              <w:pStyle w:val="Normal"/>
-              <w:widowControl/>
-              <w:suppressAutoHyphens w:val="true"/>
-              <w:spacing w:lineRule="auto" w:line="240" w:before="0" w:after="0"/>
-              <w:jc w:val="left"/>
-              <w:rPr>
-                <w:rFonts w:ascii="Cambria" w:hAnsi="Cambria" w:eastAsia="ＭＳ 明朝" w:cs=""/>
-                <w:kern w:val="0"/>
-                <w:sz w:val="22"/>
-                <w:szCs w:val="22"/>
-                <w:lang w:val="en-US" w:eastAsia="en-US" w:bidi="ar-SA"/>
-              </w:rPr>
-            </w:pPr>
-            <w:r>
-              <w:rPr>
-                <w:rFonts w:eastAsia="ＭＳ 明朝" w:cs=""/>
-                <w:kern w:val="0"/>
-                <w:sz w:val="18"/>
-                <w:szCs w:val="22"/>
-                <w:lang w:val="en-US" w:eastAsia="en-US" w:bidi="ar-SA"/>
-              </w:rPr>
-              <w:t>Review Completed → With Reviewer</w:t>
-            </w:r>
-          </w:p>
-        </w:tc>
-        <w:tc>
-          <w:tcPr>
-            <w:tcW w:w="2883" w:type="dxa"/>
-            <w:tcBorders/>
-            <w:shd w:fill="F8F9FA"/>
-          </w:tcPr>
-          <w:p>
-            <w:pPr>
-              <w:pStyle w:val="Normal"/>
-              <w:widowControl/>
-              <w:suppressAutoHyphens w:val="true"/>
-              <w:spacing w:lineRule="auto" w:line="240" w:before="0" w:after="0"/>
-              <w:jc w:val="left"/>
-              <w:rPr>
-                <w:rFonts w:ascii="Cambria" w:hAnsi="Cambria" w:eastAsia="ＭＳ 明朝" w:cs=""/>
-                <w:kern w:val="0"/>
-                <w:sz w:val="22"/>
-                <w:szCs w:val="22"/>
-                <w:lang w:val="en-US" w:eastAsia="en-US" w:bidi="ar-SA"/>
-              </w:rPr>
-            </w:pPr>
-            <w:r>
-              <w:rPr>
-                <w:rFonts w:eastAsia="ＭＳ 明朝" w:cs=""/>
-                <w:kern w:val="0"/>
-                <w:sz w:val="18"/>
-                <w:szCs w:val="22"/>
-                <w:lang w:val="en-US" w:eastAsia="en-US" w:bidi="ar-SA"/>
-              </w:rPr>
-              <w:t>Reopen</w:t>
-            </w:r>
-          </w:p>
-        </w:tc>
-        <w:tc>
-          <w:tcPr>
-            <w:tcW w:w="2880" w:type="dxa"/>
-            <w:tcBorders/>
-            <w:shd w:fill="F8F9FA"/>
-          </w:tcPr>
-          <w:p>
-            <w:pPr>
-              <w:pStyle w:val="Normal"/>
-              <w:widowControl/>
-              <w:suppressAutoHyphens w:val="true"/>
-              <w:spacing w:lineRule="auto" w:line="240" w:before="0" w:after="0"/>
-              <w:jc w:val="left"/>
-              <w:rPr>
-                <w:rFonts w:ascii="Cambria" w:hAnsi="Cambria" w:eastAsia="ＭＳ 明朝" w:cs=""/>
-                <w:kern w:val="0"/>
-                <w:sz w:val="22"/>
-                <w:szCs w:val="22"/>
-                <w:lang w:val="en-US" w:eastAsia="en-US" w:bidi="ar-SA"/>
-              </w:rPr>
-            </w:pPr>
-            <w:r>
-              <w:rPr>
-                <w:rFonts w:eastAsia="ＭＳ 明朝" w:cs=""/>
-                <w:kern w:val="0"/>
-                <w:sz w:val="18"/>
-                <w:szCs w:val="22"/>
-                <w:lang w:val="en-US" w:eastAsia="en-US" w:bidi="ar-SA"/>
-              </w:rPr>
-              <w:t>Silrec Admin</w:t>
-            </w:r>
-          </w:p>
-        </w:tc>
-      </w:tr>
-    </w:tbl>
-    <w:p>
-      <w:pPr>
-        <w:pStyle w:val="Normal"/>
-        <w:widowControl/>
-        <w:bidi w:val="0"/>
-        <w:spacing w:lineRule="auto" w:line="276" w:before="0" w:after="200"/>
-        <w:jc w:val="left"/>
         <w:rPr>
           <w:sz w:val="20"/>
         </w:rPr>
-      </w:pPr>
-      <w:r>
-        <w:rPr/>
       </w:r>
     </w:p>
     <w:sectPr>
@@ -5010,7 +4031,7 @@
     <w:pPr>
       <w:widowControl/>
       <w:suppressAutoHyphens w:val="true"/>
-      <w:overflowPunct w:val="false"/>
+      <w:overflowPunct w:val="true"/>
       <w:bidi w:val="0"/>
       <w:spacing w:lineRule="auto" w:line="276" w:before="0" w:after="200"/>
       <w:jc w:val="left"/>
@@ -5633,7 +4654,7 @@
     <w:pPr>
       <w:widowControl/>
       <w:suppressAutoHyphens w:val="true"/>
-      <w:overflowPunct w:val="false"/>
+      <w:overflowPunct w:val="true"/>
       <w:bidi w:val="0"/>
       <w:spacing w:lineRule="auto" w:line="240" w:before="0" w:after="0"/>
       <w:jc w:val="left"/>
@@ -5867,7 +4888,7 @@
         <w:tab w:val="left" w:pos="4032" w:leader="none"/>
       </w:tabs>
       <w:suppressAutoHyphens w:val="true"/>
-      <w:overflowPunct w:val="false"/>
+      <w:overflowPunct w:val="true"/>
       <w:bidi w:val="0"/>
       <w:spacing w:lineRule="auto" w:line="276" w:before="0" w:after="200"/>
       <w:jc w:val="left"/>
